--- a/CÔNG TY TNHH PHÁT TRIỂN THƯƠNG MẠI QUỐC TẾ LÊ GIA/LeGia_ChuyenDoiLoaiDN_TangVon/01_Dieu_le_cong_ty_da_cap_nhat.docx
+++ b/CÔNG TY TNHH PHÁT TRIỂN THƯƠNG MẠI QUỐC TẾ LÊ GIA/LeGia_ChuyenDoiLoaiDN_TangVon/01_Dieu_le_cong_ty_da_cap_nhat.docx
@@ -1331,19 +1331,8 @@
           <w:szCs w:val="26"/>
           <w:lang w:eastAsia="zh-CN"/>
         </w:rPr>
-        <w:t xml:space="preserve">LE GIA TRAD </w:t>
-      </w:r>
-      <w:proofErr w:type="gramStart"/>
-      <w:r>
-        <w:rPr>
-          <w:b/>
-          <w:sz w:val="26"/>
-          <w:szCs w:val="26"/>
-          <w:lang w:eastAsia="zh-CN"/>
-        </w:rPr>
-        <w:t>CO.,LTD</w:t>
-      </w:r>
-      <w:proofErr w:type="gramEnd"/>
+        <w:t>LE GIA TRAD CO.,LTD</w:t>
+      </w:r>
     </w:p>
     <w:p>
       <w:pPr>
@@ -31227,7 +31216,38 @@
           <w:lang w:val="vi-VN"/>
         </w:rPr>
         <w:lastRenderedPageBreak/>
-        <w:t>Thành phố Hồ Chí Minh, ngày 25 tháng 7 năm 2026</w:t>
+        <w:t xml:space="preserve">Thành phố Hồ Chí Minh, ngày </w:t>
+      </w:r>
+      <w:r>
+        <w:rPr>
+          <w:sz w:val="26"/>
+          <w:szCs w:val="26"/>
+          <w:lang w:val="vi-VN"/>
+        </w:rPr>
+        <w:t>1</w:t>
+      </w:r>
+      <w:r>
+        <w:rPr>
+          <w:sz w:val="26"/>
+          <w:szCs w:val="26"/>
+          <w:lang w:val="vi-VN"/>
+        </w:rPr>
+        <w:t xml:space="preserve"> tháng </w:t>
+      </w:r>
+      <w:r>
+        <w:rPr>
+          <w:sz w:val="26"/>
+          <w:szCs w:val="26"/>
+        </w:rPr>
+        <w:t>8</w:t>
+      </w:r>
+      <w:r>
+        <w:rPr>
+          <w:sz w:val="26"/>
+          <w:szCs w:val="26"/>
+          <w:lang w:val="vi-VN"/>
+        </w:rPr>
+        <w:t xml:space="preserve"> năm 2026</w:t>
       </w:r>
     </w:p>
     <w:tbl>

--- a/CÔNG TY TNHH PHÁT TRIỂN THƯƠNG MẠI QUỐC TẾ LÊ GIA/LeGia_ChuyenDoiLoaiDN_TangVon/01_Dieu_le_cong_ty_da_cap_nhat.docx
+++ b/CÔNG TY TNHH PHÁT TRIỂN THƯƠNG MẠI QUỐC TẾ LÊ GIA/LeGia_ChuyenDoiLoaiDN_TangVon/01_Dieu_le_cong_ty_da_cap_nhat.docx
@@ -1331,8 +1331,19 @@
           <w:szCs w:val="26"/>
           <w:lang w:eastAsia="zh-CN"/>
         </w:rPr>
-        <w:t>LE GIA TRAD CO.,LTD</w:t>
-      </w:r>
+        <w:t xml:space="preserve">LE GIA TRAD </w:t>
+      </w:r>
+      <w:proofErr w:type="gramStart"/>
+      <w:r>
+        <w:rPr>
+          <w:b/>
+          <w:sz w:val="26"/>
+          <w:szCs w:val="26"/>
+          <w:lang w:eastAsia="zh-CN"/>
+        </w:rPr>
+        <w:t>CO.,LTD</w:t>
+      </w:r>
+      <w:proofErr w:type="gramEnd"/>
     </w:p>
     <w:p>
       <w:pPr>
@@ -2359,18 +2370,10 @@
       </w:r>
       <w:proofErr w:type="spellEnd"/>
     </w:p>
-    <w:p>
-      <w:pPr>
-        <w:rPr>
-          <w:lang w:val="x-none" w:eastAsia="x-none"/>
-        </w:rPr>
-      </w:pPr>
-    </w:p>
     <w:tbl>
       <w:tblPr>
         <w:tblStyle w:val="TableGrid"/>
         <w:tblW w:w="5000" w:type="pct"/>
-        <w:jc w:val="center"/>
         <w:tblLook w:val="04A0" w:firstRow="1" w:lastRow="0" w:firstColumn="1" w:lastColumn="0" w:noHBand="0" w:noVBand="1"/>
       </w:tblPr>
       <w:tblGrid>
@@ -2383,7 +2386,6 @@
         <w:trPr>
           <w:cantSplit/>
           <w:tblHeader/>
-          <w:jc w:val="center"/>
         </w:trPr>
         <w:tc>
           <w:tcPr>
@@ -2587,7 +2589,6 @@
       <w:tr>
         <w:trPr>
           <w:cantSplit/>
-          <w:jc w:val="center"/>
         </w:trPr>
         <w:tc>
           <w:tcPr>
@@ -2711,8 +2712,148 @@
               <w:t>phẩm</w:t>
             </w:r>
             <w:proofErr w:type="spellEnd"/>
-            <w:r>
-              <w:rPr>
+          </w:p>
+          <w:p>
+            <w:pPr>
+              <w:jc w:val="left"/>
+              <w:rPr>
+                <w:sz w:val="24"/>
+                <w:szCs w:val="24"/>
+              </w:rPr>
+            </w:pPr>
+            <w:r>
+              <w:rPr>
+                <w:i/>
+                <w:iCs/>
+                <w:sz w:val="24"/>
+                <w:szCs w:val="24"/>
+              </w:rPr>
+              <w:t>(</w:t>
+            </w:r>
+            <w:proofErr w:type="spellStart"/>
+            <w:r>
+              <w:rPr>
+                <w:i/>
+                <w:iCs/>
+                <w:sz w:val="24"/>
+                <w:szCs w:val="24"/>
+              </w:rPr>
+              <w:t>Không</w:t>
+            </w:r>
+            <w:proofErr w:type="spellEnd"/>
+            <w:r>
+              <w:rPr>
+                <w:i/>
+                <w:iCs/>
+                <w:sz w:val="24"/>
+                <w:szCs w:val="24"/>
+              </w:rPr>
+              <w:t xml:space="preserve"> </w:t>
+            </w:r>
+            <w:proofErr w:type="spellStart"/>
+            <w:r>
+              <w:rPr>
+                <w:i/>
+                <w:iCs/>
+                <w:sz w:val="24"/>
+                <w:szCs w:val="24"/>
+              </w:rPr>
+              <w:t>hoạt</w:t>
+            </w:r>
+            <w:proofErr w:type="spellEnd"/>
+            <w:r>
+              <w:rPr>
+                <w:i/>
+                <w:iCs/>
+                <w:sz w:val="24"/>
+                <w:szCs w:val="24"/>
+              </w:rPr>
+              <w:t xml:space="preserve"> </w:t>
+            </w:r>
+            <w:proofErr w:type="spellStart"/>
+            <w:r>
+              <w:rPr>
+                <w:i/>
+                <w:iCs/>
+                <w:sz w:val="24"/>
+                <w:szCs w:val="24"/>
+              </w:rPr>
+              <w:t>động</w:t>
+            </w:r>
+            <w:proofErr w:type="spellEnd"/>
+            <w:r>
+              <w:rPr>
+                <w:i/>
+                <w:iCs/>
+                <w:sz w:val="24"/>
+                <w:szCs w:val="24"/>
+              </w:rPr>
+              <w:t xml:space="preserve"> </w:t>
+            </w:r>
+            <w:proofErr w:type="spellStart"/>
+            <w:r>
+              <w:rPr>
+                <w:i/>
+                <w:iCs/>
+                <w:sz w:val="24"/>
+                <w:szCs w:val="24"/>
+              </w:rPr>
+              <w:t>tại</w:t>
+            </w:r>
+            <w:proofErr w:type="spellEnd"/>
+            <w:r>
+              <w:rPr>
+                <w:i/>
+                <w:iCs/>
+                <w:sz w:val="24"/>
+                <w:szCs w:val="24"/>
+              </w:rPr>
+              <w:t xml:space="preserve"> </w:t>
+            </w:r>
+            <w:proofErr w:type="spellStart"/>
+            <w:r>
+              <w:rPr>
+                <w:i/>
+                <w:iCs/>
+                <w:sz w:val="24"/>
+                <w:szCs w:val="24"/>
+              </w:rPr>
+              <w:t>trụ</w:t>
+            </w:r>
+            <w:proofErr w:type="spellEnd"/>
+            <w:r>
+              <w:rPr>
+                <w:i/>
+                <w:iCs/>
+                <w:sz w:val="24"/>
+                <w:szCs w:val="24"/>
+              </w:rPr>
+              <w:t xml:space="preserve"> </w:t>
+            </w:r>
+            <w:proofErr w:type="spellStart"/>
+            <w:r>
+              <w:rPr>
+                <w:i/>
+                <w:iCs/>
+                <w:sz w:val="24"/>
+                <w:szCs w:val="24"/>
+              </w:rPr>
+              <w:t>sở</w:t>
+            </w:r>
+            <w:proofErr w:type="spellEnd"/>
+            <w:r>
+              <w:rPr>
+                <w:i/>
+                <w:iCs/>
+                <w:sz w:val="24"/>
+                <w:szCs w:val="24"/>
+              </w:rPr>
+              <w:t>)</w:t>
+            </w:r>
+            <w:r>
+              <w:rPr>
+                <w:i/>
+                <w:iCs/>
                 <w:sz w:val="24"/>
                 <w:szCs w:val="24"/>
               </w:rPr>
@@ -2724,116 +2865,450 @@
                 <w:sz w:val="24"/>
                 <w:szCs w:val="24"/>
               </w:rPr>
-              <w:t>(</w:t>
-            </w:r>
-            <w:proofErr w:type="spellStart"/>
-            <w:r>
-              <w:rPr>
-                <w:i/>
-                <w:sz w:val="24"/>
-                <w:szCs w:val="24"/>
-              </w:rPr>
-              <w:t>không</w:t>
-            </w:r>
-            <w:proofErr w:type="spellEnd"/>
-            <w:r>
-              <w:rPr>
-                <w:i/>
-                <w:sz w:val="24"/>
-                <w:szCs w:val="24"/>
-              </w:rPr>
-              <w:t xml:space="preserve"> </w:t>
-            </w:r>
-            <w:proofErr w:type="spellStart"/>
-            <w:r>
-              <w:rPr>
-                <w:i/>
-                <w:sz w:val="24"/>
-                <w:szCs w:val="24"/>
-              </w:rPr>
-              <w:t>hoạt</w:t>
-            </w:r>
-            <w:proofErr w:type="spellEnd"/>
-            <w:r>
-              <w:rPr>
-                <w:i/>
-                <w:sz w:val="24"/>
-                <w:szCs w:val="24"/>
-              </w:rPr>
-              <w:t xml:space="preserve"> </w:t>
-            </w:r>
-            <w:proofErr w:type="spellStart"/>
-            <w:r>
-              <w:rPr>
-                <w:i/>
-                <w:sz w:val="24"/>
-                <w:szCs w:val="24"/>
-              </w:rPr>
-              <w:t>động</w:t>
-            </w:r>
-            <w:proofErr w:type="spellEnd"/>
-            <w:r>
-              <w:rPr>
-                <w:i/>
-                <w:sz w:val="24"/>
-                <w:szCs w:val="24"/>
-              </w:rPr>
-              <w:t xml:space="preserve"> </w:t>
-            </w:r>
-            <w:proofErr w:type="spellStart"/>
-            <w:r>
-              <w:rPr>
-                <w:i/>
-                <w:sz w:val="24"/>
-                <w:szCs w:val="24"/>
-              </w:rPr>
-              <w:t>tại</w:t>
-            </w:r>
-            <w:proofErr w:type="spellEnd"/>
-            <w:r>
-              <w:rPr>
-                <w:i/>
-                <w:sz w:val="24"/>
-                <w:szCs w:val="24"/>
-              </w:rPr>
-              <w:t xml:space="preserve"> </w:t>
-            </w:r>
-            <w:proofErr w:type="spellStart"/>
-            <w:r>
-              <w:rPr>
-                <w:i/>
-                <w:sz w:val="24"/>
-                <w:szCs w:val="24"/>
-              </w:rPr>
-              <w:t>trụ</w:t>
-            </w:r>
-            <w:proofErr w:type="spellEnd"/>
-            <w:r>
-              <w:rPr>
-                <w:i/>
-                <w:sz w:val="24"/>
-                <w:szCs w:val="24"/>
-              </w:rPr>
-              <w:t xml:space="preserve"> </w:t>
-            </w:r>
-            <w:proofErr w:type="spellStart"/>
-            <w:r>
-              <w:rPr>
-                <w:i/>
-                <w:sz w:val="24"/>
-                <w:szCs w:val="24"/>
-              </w:rPr>
-              <w:t>sở</w:t>
-            </w:r>
-            <w:proofErr w:type="spellEnd"/>
-            <w:r>
-              <w:rPr>
-                <w:i/>
-                <w:sz w:val="24"/>
-                <w:szCs w:val="24"/>
-              </w:rPr>
-              <w:t>).</w:t>
-            </w:r>
+              <w:t xml:space="preserve">Chi </w:t>
+            </w:r>
+            <w:proofErr w:type="spellStart"/>
+            <w:r>
+              <w:rPr>
+                <w:i/>
+                <w:sz w:val="24"/>
+                <w:szCs w:val="24"/>
+              </w:rPr>
+              <w:t>tiết</w:t>
+            </w:r>
+            <w:proofErr w:type="spellEnd"/>
+            <w:r>
+              <w:rPr>
+                <w:i/>
+                <w:sz w:val="24"/>
+                <w:szCs w:val="24"/>
+              </w:rPr>
+              <w:t xml:space="preserve">: Bán </w:t>
+            </w:r>
+            <w:proofErr w:type="spellStart"/>
+            <w:r>
+              <w:rPr>
+                <w:i/>
+                <w:sz w:val="24"/>
+                <w:szCs w:val="24"/>
+              </w:rPr>
+              <w:t>buôn</w:t>
+            </w:r>
+            <w:proofErr w:type="spellEnd"/>
+            <w:r>
+              <w:rPr>
+                <w:i/>
+                <w:sz w:val="24"/>
+                <w:szCs w:val="24"/>
+              </w:rPr>
+              <w:t xml:space="preserve"> </w:t>
+            </w:r>
+            <w:proofErr w:type="spellStart"/>
+            <w:r>
+              <w:rPr>
+                <w:i/>
+                <w:sz w:val="24"/>
+                <w:szCs w:val="24"/>
+              </w:rPr>
+              <w:t>rau</w:t>
+            </w:r>
+            <w:proofErr w:type="spellEnd"/>
+            <w:r>
+              <w:rPr>
+                <w:i/>
+                <w:sz w:val="24"/>
+                <w:szCs w:val="24"/>
+              </w:rPr>
+              <w:t xml:space="preserve">, </w:t>
+            </w:r>
+            <w:proofErr w:type="spellStart"/>
+            <w:r>
+              <w:rPr>
+                <w:i/>
+                <w:sz w:val="24"/>
+                <w:szCs w:val="24"/>
+              </w:rPr>
+              <w:t>củ</w:t>
+            </w:r>
+            <w:proofErr w:type="spellEnd"/>
+            <w:r>
+              <w:rPr>
+                <w:i/>
+                <w:sz w:val="24"/>
+                <w:szCs w:val="24"/>
+              </w:rPr>
+              <w:t xml:space="preserve">, </w:t>
+            </w:r>
+            <w:proofErr w:type="spellStart"/>
+            <w:r>
+              <w:rPr>
+                <w:i/>
+                <w:sz w:val="24"/>
+                <w:szCs w:val="24"/>
+              </w:rPr>
+              <w:t>quả</w:t>
+            </w:r>
+            <w:proofErr w:type="spellEnd"/>
+            <w:r>
+              <w:rPr>
+                <w:i/>
+                <w:sz w:val="24"/>
+                <w:szCs w:val="24"/>
+              </w:rPr>
+              <w:t xml:space="preserve">, </w:t>
+            </w:r>
+            <w:proofErr w:type="spellStart"/>
+            <w:r>
+              <w:rPr>
+                <w:i/>
+                <w:sz w:val="24"/>
+                <w:szCs w:val="24"/>
+              </w:rPr>
+              <w:t>trái</w:t>
+            </w:r>
+            <w:proofErr w:type="spellEnd"/>
+            <w:r>
+              <w:rPr>
+                <w:i/>
+                <w:sz w:val="24"/>
+                <w:szCs w:val="24"/>
+              </w:rPr>
+              <w:t xml:space="preserve"> </w:t>
+            </w:r>
+            <w:proofErr w:type="spellStart"/>
+            <w:r>
+              <w:rPr>
+                <w:i/>
+                <w:sz w:val="24"/>
+                <w:szCs w:val="24"/>
+              </w:rPr>
+              <w:t>cây</w:t>
+            </w:r>
+            <w:proofErr w:type="spellEnd"/>
+            <w:r>
+              <w:rPr>
+                <w:i/>
+                <w:sz w:val="24"/>
+                <w:szCs w:val="24"/>
+              </w:rPr>
+              <w:t xml:space="preserve"> </w:t>
+            </w:r>
+            <w:proofErr w:type="spellStart"/>
+            <w:r>
+              <w:rPr>
+                <w:i/>
+                <w:sz w:val="24"/>
+                <w:szCs w:val="24"/>
+              </w:rPr>
+              <w:t>các</w:t>
+            </w:r>
+            <w:proofErr w:type="spellEnd"/>
+            <w:r>
+              <w:rPr>
+                <w:i/>
+                <w:sz w:val="24"/>
+                <w:szCs w:val="24"/>
+              </w:rPr>
+              <w:t xml:space="preserve"> </w:t>
+            </w:r>
+            <w:proofErr w:type="spellStart"/>
+            <w:r>
+              <w:rPr>
+                <w:i/>
+                <w:sz w:val="24"/>
+                <w:szCs w:val="24"/>
+              </w:rPr>
+              <w:t>loại</w:t>
+            </w:r>
+            <w:proofErr w:type="spellEnd"/>
+            <w:r>
+              <w:rPr>
+                <w:i/>
+                <w:sz w:val="24"/>
+                <w:szCs w:val="24"/>
+              </w:rPr>
+              <w:t xml:space="preserve">; </w:t>
+            </w:r>
+            <w:proofErr w:type="spellStart"/>
+            <w:r>
+              <w:rPr>
+                <w:i/>
+                <w:sz w:val="24"/>
+                <w:szCs w:val="24"/>
+              </w:rPr>
+              <w:t>hạt</w:t>
+            </w:r>
+            <w:proofErr w:type="spellEnd"/>
+            <w:r>
+              <w:rPr>
+                <w:i/>
+                <w:sz w:val="24"/>
+                <w:szCs w:val="24"/>
+              </w:rPr>
+              <w:t xml:space="preserve"> </w:t>
+            </w:r>
+            <w:proofErr w:type="spellStart"/>
+            <w:r>
+              <w:rPr>
+                <w:i/>
+                <w:sz w:val="24"/>
+                <w:szCs w:val="24"/>
+              </w:rPr>
+              <w:t>điều</w:t>
+            </w:r>
+            <w:proofErr w:type="spellEnd"/>
+            <w:r>
+              <w:rPr>
+                <w:i/>
+                <w:sz w:val="24"/>
+                <w:szCs w:val="24"/>
+              </w:rPr>
+              <w:t xml:space="preserve">, </w:t>
+            </w:r>
+            <w:proofErr w:type="spellStart"/>
+            <w:r>
+              <w:rPr>
+                <w:i/>
+                <w:sz w:val="24"/>
+                <w:szCs w:val="24"/>
+              </w:rPr>
+              <w:t>hạt</w:t>
+            </w:r>
+            <w:proofErr w:type="spellEnd"/>
+            <w:r>
+              <w:rPr>
+                <w:i/>
+                <w:sz w:val="24"/>
+                <w:szCs w:val="24"/>
+              </w:rPr>
+              <w:t xml:space="preserve"> </w:t>
+            </w:r>
+            <w:proofErr w:type="spellStart"/>
+            <w:r>
+              <w:rPr>
+                <w:i/>
+                <w:sz w:val="24"/>
+                <w:szCs w:val="24"/>
+              </w:rPr>
+              <w:t>tiêu</w:t>
+            </w:r>
+            <w:proofErr w:type="spellEnd"/>
+            <w:r>
+              <w:rPr>
+                <w:i/>
+                <w:sz w:val="24"/>
+                <w:szCs w:val="24"/>
+              </w:rPr>
+              <w:t xml:space="preserve"> </w:t>
+            </w:r>
+            <w:proofErr w:type="spellStart"/>
+            <w:r>
+              <w:rPr>
+                <w:i/>
+                <w:sz w:val="24"/>
+                <w:szCs w:val="24"/>
+              </w:rPr>
+              <w:t>và</w:t>
+            </w:r>
+            <w:proofErr w:type="spellEnd"/>
+            <w:r>
+              <w:rPr>
+                <w:i/>
+                <w:sz w:val="24"/>
+                <w:szCs w:val="24"/>
+              </w:rPr>
+              <w:t xml:space="preserve"> </w:t>
+            </w:r>
+            <w:proofErr w:type="spellStart"/>
+            <w:r>
+              <w:rPr>
+                <w:i/>
+                <w:sz w:val="24"/>
+                <w:szCs w:val="24"/>
+              </w:rPr>
+              <w:t>các</w:t>
+            </w:r>
+            <w:proofErr w:type="spellEnd"/>
+            <w:r>
+              <w:rPr>
+                <w:i/>
+                <w:sz w:val="24"/>
+                <w:szCs w:val="24"/>
+              </w:rPr>
+              <w:t xml:space="preserve"> </w:t>
+            </w:r>
+            <w:proofErr w:type="spellStart"/>
+            <w:r>
+              <w:rPr>
+                <w:i/>
+                <w:sz w:val="24"/>
+                <w:szCs w:val="24"/>
+              </w:rPr>
+              <w:t>loại</w:t>
+            </w:r>
+            <w:proofErr w:type="spellEnd"/>
+            <w:r>
+              <w:rPr>
+                <w:i/>
+                <w:sz w:val="24"/>
+                <w:szCs w:val="24"/>
+              </w:rPr>
+              <w:t xml:space="preserve"> </w:t>
+            </w:r>
+            <w:proofErr w:type="spellStart"/>
+            <w:r>
+              <w:rPr>
+                <w:i/>
+                <w:sz w:val="24"/>
+                <w:szCs w:val="24"/>
+              </w:rPr>
+              <w:t>nông</w:t>
+            </w:r>
+            <w:proofErr w:type="spellEnd"/>
+            <w:r>
+              <w:rPr>
+                <w:i/>
+                <w:sz w:val="24"/>
+                <w:szCs w:val="24"/>
+              </w:rPr>
+              <w:t xml:space="preserve"> </w:t>
+            </w:r>
+            <w:proofErr w:type="spellStart"/>
+            <w:r>
+              <w:rPr>
+                <w:i/>
+                <w:sz w:val="24"/>
+                <w:szCs w:val="24"/>
+              </w:rPr>
+              <w:t>sản</w:t>
+            </w:r>
+            <w:proofErr w:type="spellEnd"/>
+            <w:r>
+              <w:rPr>
+                <w:i/>
+                <w:sz w:val="24"/>
+                <w:szCs w:val="24"/>
+              </w:rPr>
+              <w:t xml:space="preserve">, </w:t>
+            </w:r>
+            <w:proofErr w:type="spellStart"/>
+            <w:r>
+              <w:rPr>
+                <w:i/>
+                <w:sz w:val="24"/>
+                <w:szCs w:val="24"/>
+              </w:rPr>
+              <w:t>thực</w:t>
+            </w:r>
+            <w:proofErr w:type="spellEnd"/>
+            <w:r>
+              <w:rPr>
+                <w:i/>
+                <w:sz w:val="24"/>
+                <w:szCs w:val="24"/>
+              </w:rPr>
+              <w:t xml:space="preserve"> </w:t>
+            </w:r>
+            <w:proofErr w:type="spellStart"/>
+            <w:r>
+              <w:rPr>
+                <w:i/>
+                <w:sz w:val="24"/>
+                <w:szCs w:val="24"/>
+              </w:rPr>
+              <w:t>phẩm</w:t>
+            </w:r>
+            <w:proofErr w:type="spellEnd"/>
+            <w:r>
+              <w:rPr>
+                <w:i/>
+                <w:sz w:val="24"/>
+                <w:szCs w:val="24"/>
+              </w:rPr>
+              <w:t xml:space="preserve"> </w:t>
+            </w:r>
+            <w:proofErr w:type="spellStart"/>
+            <w:r>
+              <w:rPr>
+                <w:i/>
+                <w:sz w:val="24"/>
+                <w:szCs w:val="24"/>
+              </w:rPr>
+              <w:t>đã</w:t>
+            </w:r>
+            <w:proofErr w:type="spellEnd"/>
+            <w:r>
+              <w:rPr>
+                <w:i/>
+                <w:sz w:val="24"/>
+                <w:szCs w:val="24"/>
+              </w:rPr>
+              <w:t xml:space="preserve"> qua </w:t>
+            </w:r>
+            <w:proofErr w:type="spellStart"/>
+            <w:r>
+              <w:rPr>
+                <w:i/>
+                <w:sz w:val="24"/>
+                <w:szCs w:val="24"/>
+              </w:rPr>
+              <w:t>sơ</w:t>
+            </w:r>
+            <w:proofErr w:type="spellEnd"/>
+            <w:r>
+              <w:rPr>
+                <w:i/>
+                <w:sz w:val="24"/>
+                <w:szCs w:val="24"/>
+              </w:rPr>
+              <w:t xml:space="preserve"> </w:t>
+            </w:r>
+            <w:proofErr w:type="spellStart"/>
+            <w:r>
+              <w:rPr>
+                <w:i/>
+                <w:sz w:val="24"/>
+                <w:szCs w:val="24"/>
+              </w:rPr>
+              <w:t>chế</w:t>
+            </w:r>
+            <w:proofErr w:type="spellEnd"/>
+            <w:r>
+              <w:rPr>
+                <w:i/>
+                <w:sz w:val="24"/>
+                <w:szCs w:val="24"/>
+              </w:rPr>
+              <w:t xml:space="preserve">, </w:t>
+            </w:r>
+            <w:proofErr w:type="spellStart"/>
+            <w:r>
+              <w:rPr>
+                <w:i/>
+                <w:sz w:val="24"/>
+                <w:szCs w:val="24"/>
+              </w:rPr>
+              <w:t>chế</w:t>
+            </w:r>
+            <w:proofErr w:type="spellEnd"/>
+            <w:r>
+              <w:rPr>
+                <w:i/>
+                <w:sz w:val="24"/>
+                <w:szCs w:val="24"/>
+              </w:rPr>
+              <w:t xml:space="preserve"> </w:t>
+            </w:r>
+            <w:proofErr w:type="spellStart"/>
+            <w:r>
+              <w:rPr>
+                <w:i/>
+                <w:sz w:val="24"/>
+                <w:szCs w:val="24"/>
+              </w:rPr>
+              <w:t>biến</w:t>
+            </w:r>
+            <w:proofErr w:type="spellEnd"/>
           </w:p>
         </w:tc>
         <w:tc>
@@ -2869,7 +3344,6 @@
       <w:tr>
         <w:trPr>
           <w:cantSplit/>
-          <w:jc w:val="center"/>
         </w:trPr>
         <w:tc>
           <w:tcPr>
@@ -3020,7 +3494,6 @@
       <w:tr>
         <w:trPr>
           <w:cantSplit/>
-          <w:jc w:val="center"/>
         </w:trPr>
         <w:tc>
           <w:tcPr>
@@ -3235,7 +3708,6 @@
       <w:tr>
         <w:trPr>
           <w:cantSplit/>
-          <w:jc w:val="center"/>
         </w:trPr>
         <w:tc>
           <w:tcPr>
@@ -3555,7 +4027,6 @@
       <w:tr>
         <w:trPr>
           <w:cantSplit/>
-          <w:jc w:val="center"/>
         </w:trPr>
         <w:tc>
           <w:tcPr>
@@ -3581,6 +4052,7 @@
                 <w:sz w:val="24"/>
                 <w:szCs w:val="24"/>
               </w:rPr>
+              <w:lastRenderedPageBreak/>
               <w:t>5</w:t>
             </w:r>
           </w:p>
@@ -3818,7 +4290,6 @@
       <w:tr>
         <w:trPr>
           <w:cantSplit/>
-          <w:jc w:val="center"/>
         </w:trPr>
         <w:tc>
           <w:tcPr>
@@ -3844,7 +4315,6 @@
                 <w:sz w:val="24"/>
                 <w:szCs w:val="24"/>
               </w:rPr>
-              <w:lastRenderedPageBreak/>
               <w:t>6</w:t>
             </w:r>
           </w:p>
@@ -4098,7 +4568,6 @@
       <w:tr>
         <w:trPr>
           <w:cantSplit/>
-          <w:jc w:val="center"/>
         </w:trPr>
         <w:tc>
           <w:tcPr>
@@ -4361,7 +4830,6 @@
       <w:tr>
         <w:trPr>
           <w:cantSplit/>
-          <w:jc w:val="center"/>
         </w:trPr>
         <w:tc>
           <w:tcPr>
@@ -5721,7 +6189,6 @@
       <w:tr>
         <w:trPr>
           <w:cantSplit/>
-          <w:jc w:val="center"/>
         </w:trPr>
         <w:tc>
           <w:tcPr>
@@ -5929,7 +6396,6 @@
       <w:tr>
         <w:trPr>
           <w:cantSplit/>
-          <w:jc w:val="center"/>
         </w:trPr>
         <w:tc>
           <w:tcPr>
@@ -6278,7 +6744,6 @@
       <w:tr>
         <w:trPr>
           <w:cantSplit/>
-          <w:jc w:val="center"/>
         </w:trPr>
         <w:tc>
           <w:tcPr>
@@ -6579,7 +7044,6 @@
       <w:tr>
         <w:trPr>
           <w:cantSplit/>
-          <w:jc w:val="center"/>
         </w:trPr>
         <w:tc>
           <w:tcPr>
@@ -6960,7 +7424,6 @@
       <w:tr>
         <w:trPr>
           <w:cantSplit/>
-          <w:jc w:val="center"/>
         </w:trPr>
         <w:tc>
           <w:tcPr>
@@ -7184,7 +7647,6 @@
       <w:tr>
         <w:trPr>
           <w:cantSplit/>
-          <w:jc w:val="center"/>
         </w:trPr>
         <w:tc>
           <w:tcPr>
@@ -7578,7 +8040,6 @@
       <w:tr>
         <w:trPr>
           <w:cantSplit/>
-          <w:jc w:val="center"/>
         </w:trPr>
         <w:tc>
           <w:tcPr>
@@ -8023,7 +8484,6 @@
       <w:tr>
         <w:trPr>
           <w:cantSplit/>
-          <w:jc w:val="center"/>
         </w:trPr>
         <w:tc>
           <w:tcPr>
@@ -8342,7 +8802,6 @@
       <w:tr>
         <w:trPr>
           <w:cantSplit/>
-          <w:jc w:val="center"/>
         </w:trPr>
         <w:tc>
           <w:tcPr>
@@ -8952,7 +9411,6 @@
       <w:tr>
         <w:trPr>
           <w:cantSplit/>
-          <w:jc w:val="center"/>
         </w:trPr>
         <w:tc>
           <w:tcPr>
@@ -9240,7 +9698,6 @@
       <w:tr>
         <w:trPr>
           <w:cantSplit/>
-          <w:jc w:val="center"/>
         </w:trPr>
         <w:tc>
           <w:tcPr>
@@ -9689,7 +10146,6 @@
       <w:tr>
         <w:trPr>
           <w:cantSplit/>
-          <w:jc w:val="center"/>
         </w:trPr>
         <w:tc>
           <w:tcPr>
@@ -9993,7 +10449,6 @@
       <w:tr>
         <w:trPr>
           <w:cantSplit/>
-          <w:jc w:val="center"/>
         </w:trPr>
         <w:tc>
           <w:tcPr>
@@ -10201,7 +10656,6 @@
       <w:tr>
         <w:trPr>
           <w:cantSplit/>
-          <w:jc w:val="center"/>
         </w:trPr>
         <w:tc>
           <w:tcPr>
@@ -10528,7 +10982,6 @@
       <w:tr>
         <w:trPr>
           <w:cantSplit/>
-          <w:jc w:val="center"/>
         </w:trPr>
         <w:tc>
           <w:tcPr>
@@ -10701,6 +11154,278 @@
             </w:r>
             <w:proofErr w:type="spellEnd"/>
           </w:p>
+          <w:p>
+            <w:pPr>
+              <w:jc w:val="left"/>
+              <w:rPr>
+                <w:sz w:val="24"/>
+                <w:szCs w:val="24"/>
+              </w:rPr>
+            </w:pPr>
+            <w:r>
+              <w:rPr>
+                <w:sz w:val="24"/>
+                <w:szCs w:val="24"/>
+              </w:rPr>
+              <w:t xml:space="preserve">Chi </w:t>
+            </w:r>
+            <w:proofErr w:type="spellStart"/>
+            <w:r>
+              <w:rPr>
+                <w:sz w:val="24"/>
+                <w:szCs w:val="24"/>
+              </w:rPr>
+              <w:t>tiết</w:t>
+            </w:r>
+            <w:proofErr w:type="spellEnd"/>
+            <w:r>
+              <w:rPr>
+                <w:sz w:val="24"/>
+                <w:szCs w:val="24"/>
+              </w:rPr>
+              <w:t xml:space="preserve">: Bán </w:t>
+            </w:r>
+            <w:proofErr w:type="spellStart"/>
+            <w:r>
+              <w:rPr>
+                <w:sz w:val="24"/>
+                <w:szCs w:val="24"/>
+              </w:rPr>
+              <w:t>buôn</w:t>
+            </w:r>
+            <w:proofErr w:type="spellEnd"/>
+            <w:r>
+              <w:rPr>
+                <w:sz w:val="24"/>
+                <w:szCs w:val="24"/>
+              </w:rPr>
+              <w:t xml:space="preserve"> </w:t>
+            </w:r>
+            <w:proofErr w:type="spellStart"/>
+            <w:r>
+              <w:rPr>
+                <w:sz w:val="24"/>
+                <w:szCs w:val="24"/>
+              </w:rPr>
+              <w:t>vải</w:t>
+            </w:r>
+            <w:proofErr w:type="spellEnd"/>
+            <w:r>
+              <w:rPr>
+                <w:sz w:val="24"/>
+                <w:szCs w:val="24"/>
+              </w:rPr>
+              <w:t xml:space="preserve">, </w:t>
+            </w:r>
+            <w:proofErr w:type="spellStart"/>
+            <w:r>
+              <w:rPr>
+                <w:sz w:val="24"/>
+                <w:szCs w:val="24"/>
+              </w:rPr>
+              <w:t>hàng</w:t>
+            </w:r>
+            <w:proofErr w:type="spellEnd"/>
+            <w:r>
+              <w:rPr>
+                <w:sz w:val="24"/>
+                <w:szCs w:val="24"/>
+              </w:rPr>
+              <w:t xml:space="preserve"> </w:t>
+            </w:r>
+            <w:proofErr w:type="spellStart"/>
+            <w:r>
+              <w:rPr>
+                <w:sz w:val="24"/>
+                <w:szCs w:val="24"/>
+              </w:rPr>
+              <w:t>dệt</w:t>
+            </w:r>
+            <w:proofErr w:type="spellEnd"/>
+            <w:r>
+              <w:rPr>
+                <w:sz w:val="24"/>
+                <w:szCs w:val="24"/>
+              </w:rPr>
+              <w:t xml:space="preserve">, </w:t>
+            </w:r>
+            <w:proofErr w:type="spellStart"/>
+            <w:r>
+              <w:rPr>
+                <w:sz w:val="24"/>
+                <w:szCs w:val="24"/>
+              </w:rPr>
+              <w:t>hàng</w:t>
+            </w:r>
+            <w:proofErr w:type="spellEnd"/>
+            <w:r>
+              <w:rPr>
+                <w:sz w:val="24"/>
+                <w:szCs w:val="24"/>
+              </w:rPr>
+              <w:t xml:space="preserve"> may </w:t>
+            </w:r>
+            <w:proofErr w:type="spellStart"/>
+            <w:r>
+              <w:rPr>
+                <w:sz w:val="24"/>
+                <w:szCs w:val="24"/>
+              </w:rPr>
+              <w:t>mặc</w:t>
+            </w:r>
+            <w:proofErr w:type="spellEnd"/>
+            <w:r>
+              <w:rPr>
+                <w:sz w:val="24"/>
+                <w:szCs w:val="24"/>
+              </w:rPr>
+              <w:t xml:space="preserve">, </w:t>
+            </w:r>
+            <w:proofErr w:type="spellStart"/>
+            <w:r>
+              <w:rPr>
+                <w:sz w:val="24"/>
+                <w:szCs w:val="24"/>
+              </w:rPr>
+              <w:t>quần</w:t>
+            </w:r>
+            <w:proofErr w:type="spellEnd"/>
+            <w:r>
+              <w:rPr>
+                <w:sz w:val="24"/>
+                <w:szCs w:val="24"/>
+              </w:rPr>
+              <w:t xml:space="preserve"> </w:t>
+            </w:r>
+            <w:proofErr w:type="spellStart"/>
+            <w:r>
+              <w:rPr>
+                <w:sz w:val="24"/>
+                <w:szCs w:val="24"/>
+              </w:rPr>
+              <w:t>áo</w:t>
+            </w:r>
+            <w:proofErr w:type="spellEnd"/>
+            <w:r>
+              <w:rPr>
+                <w:sz w:val="24"/>
+                <w:szCs w:val="24"/>
+              </w:rPr>
+              <w:t xml:space="preserve">, </w:t>
+            </w:r>
+            <w:proofErr w:type="spellStart"/>
+            <w:r>
+              <w:rPr>
+                <w:sz w:val="24"/>
+                <w:szCs w:val="24"/>
+              </w:rPr>
+              <w:t>giày</w:t>
+            </w:r>
+            <w:proofErr w:type="spellEnd"/>
+            <w:r>
+              <w:rPr>
+                <w:sz w:val="24"/>
+                <w:szCs w:val="24"/>
+              </w:rPr>
+              <w:t xml:space="preserve"> </w:t>
+            </w:r>
+            <w:proofErr w:type="spellStart"/>
+            <w:r>
+              <w:rPr>
+                <w:sz w:val="24"/>
+                <w:szCs w:val="24"/>
+              </w:rPr>
+              <w:t>dép</w:t>
+            </w:r>
+            <w:proofErr w:type="spellEnd"/>
+            <w:r>
+              <w:rPr>
+                <w:sz w:val="24"/>
+                <w:szCs w:val="24"/>
+              </w:rPr>
+              <w:t xml:space="preserve"> </w:t>
+            </w:r>
+            <w:proofErr w:type="spellStart"/>
+            <w:r>
+              <w:rPr>
+                <w:sz w:val="24"/>
+                <w:szCs w:val="24"/>
+              </w:rPr>
+              <w:t>và</w:t>
+            </w:r>
+            <w:proofErr w:type="spellEnd"/>
+            <w:r>
+              <w:rPr>
+                <w:sz w:val="24"/>
+                <w:szCs w:val="24"/>
+              </w:rPr>
+              <w:t xml:space="preserve"> </w:t>
+            </w:r>
+            <w:proofErr w:type="spellStart"/>
+            <w:r>
+              <w:rPr>
+                <w:sz w:val="24"/>
+                <w:szCs w:val="24"/>
+              </w:rPr>
+              <w:t>các</w:t>
+            </w:r>
+            <w:proofErr w:type="spellEnd"/>
+            <w:r>
+              <w:rPr>
+                <w:sz w:val="24"/>
+                <w:szCs w:val="24"/>
+              </w:rPr>
+              <w:t xml:space="preserve"> </w:t>
+            </w:r>
+            <w:proofErr w:type="spellStart"/>
+            <w:r>
+              <w:rPr>
+                <w:sz w:val="24"/>
+                <w:szCs w:val="24"/>
+              </w:rPr>
+              <w:t>sản</w:t>
+            </w:r>
+            <w:proofErr w:type="spellEnd"/>
+            <w:r>
+              <w:rPr>
+                <w:sz w:val="24"/>
+                <w:szCs w:val="24"/>
+              </w:rPr>
+              <w:t xml:space="preserve"> </w:t>
+            </w:r>
+            <w:proofErr w:type="spellStart"/>
+            <w:r>
+              <w:rPr>
+                <w:sz w:val="24"/>
+                <w:szCs w:val="24"/>
+              </w:rPr>
+              <w:t>phẩm</w:t>
+            </w:r>
+            <w:proofErr w:type="spellEnd"/>
+            <w:r>
+              <w:rPr>
+                <w:sz w:val="24"/>
+                <w:szCs w:val="24"/>
+              </w:rPr>
+              <w:t xml:space="preserve"> </w:t>
+            </w:r>
+            <w:proofErr w:type="spellStart"/>
+            <w:r>
+              <w:rPr>
+                <w:sz w:val="24"/>
+                <w:szCs w:val="24"/>
+              </w:rPr>
+              <w:t>dệt</w:t>
+            </w:r>
+            <w:proofErr w:type="spellEnd"/>
+            <w:r>
+              <w:rPr>
+                <w:sz w:val="24"/>
+                <w:szCs w:val="24"/>
+              </w:rPr>
+              <w:t xml:space="preserve"> may.</w:t>
+            </w:r>
+          </w:p>
         </w:tc>
         <w:tc>
           <w:tcPr>
@@ -10727,7 +11452,6 @@
       <w:tr>
         <w:trPr>
           <w:cantSplit/>
-          <w:jc w:val="center"/>
         </w:trPr>
         <w:tc>
           <w:tcPr>
@@ -10935,7 +11659,6 @@
       <w:tr>
         <w:trPr>
           <w:cantSplit/>
-          <w:jc w:val="center"/>
         </w:trPr>
         <w:tc>
           <w:tcPr>
@@ -11175,7 +11898,6 @@
       <w:tr>
         <w:trPr>
           <w:cantSplit/>
-          <w:jc w:val="center"/>
         </w:trPr>
         <w:tc>
           <w:tcPr>
@@ -11431,7 +12153,6 @@
       <w:tr>
         <w:trPr>
           <w:cantSplit/>
-          <w:jc w:val="center"/>
         </w:trPr>
         <w:tc>
           <w:tcPr>
@@ -11750,7 +12471,6 @@
       <w:tr>
         <w:trPr>
           <w:cantSplit/>
-          <w:jc w:val="center"/>
         </w:trPr>
         <w:tc>
           <w:tcPr>
@@ -12019,6 +12739,367 @@
             </w:r>
             <w:proofErr w:type="spellEnd"/>
           </w:p>
+          <w:p>
+            <w:pPr>
+              <w:jc w:val="left"/>
+              <w:rPr>
+                <w:sz w:val="24"/>
+                <w:szCs w:val="24"/>
+              </w:rPr>
+            </w:pPr>
+            <w:r>
+              <w:rPr>
+                <w:sz w:val="24"/>
+                <w:szCs w:val="24"/>
+              </w:rPr>
+              <w:t xml:space="preserve">Chi </w:t>
+            </w:r>
+            <w:proofErr w:type="spellStart"/>
+            <w:r>
+              <w:rPr>
+                <w:sz w:val="24"/>
+                <w:szCs w:val="24"/>
+              </w:rPr>
+              <w:t>tiết</w:t>
+            </w:r>
+            <w:proofErr w:type="spellEnd"/>
+            <w:r>
+              <w:rPr>
+                <w:sz w:val="24"/>
+                <w:szCs w:val="24"/>
+              </w:rPr>
+              <w:t xml:space="preserve">: Bán </w:t>
+            </w:r>
+            <w:proofErr w:type="spellStart"/>
+            <w:r>
+              <w:rPr>
+                <w:sz w:val="24"/>
+                <w:szCs w:val="24"/>
+              </w:rPr>
+              <w:t>buôn</w:t>
+            </w:r>
+            <w:proofErr w:type="spellEnd"/>
+            <w:r>
+              <w:rPr>
+                <w:sz w:val="24"/>
+                <w:szCs w:val="24"/>
+              </w:rPr>
+              <w:t xml:space="preserve"> </w:t>
+            </w:r>
+            <w:proofErr w:type="spellStart"/>
+            <w:r>
+              <w:rPr>
+                <w:sz w:val="24"/>
+                <w:szCs w:val="24"/>
+              </w:rPr>
+              <w:t>gạo</w:t>
+            </w:r>
+            <w:proofErr w:type="spellEnd"/>
+            <w:r>
+              <w:rPr>
+                <w:sz w:val="24"/>
+                <w:szCs w:val="24"/>
+              </w:rPr>
+              <w:t xml:space="preserve">, </w:t>
+            </w:r>
+            <w:proofErr w:type="spellStart"/>
+            <w:r>
+              <w:rPr>
+                <w:sz w:val="24"/>
+                <w:szCs w:val="24"/>
+              </w:rPr>
+              <w:t>lúa</w:t>
+            </w:r>
+            <w:proofErr w:type="spellEnd"/>
+            <w:r>
+              <w:rPr>
+                <w:sz w:val="24"/>
+                <w:szCs w:val="24"/>
+              </w:rPr>
+              <w:t xml:space="preserve"> </w:t>
+            </w:r>
+            <w:proofErr w:type="spellStart"/>
+            <w:r>
+              <w:rPr>
+                <w:sz w:val="24"/>
+                <w:szCs w:val="24"/>
+              </w:rPr>
+              <w:t>mỳ</w:t>
+            </w:r>
+            <w:proofErr w:type="spellEnd"/>
+            <w:r>
+              <w:rPr>
+                <w:sz w:val="24"/>
+                <w:szCs w:val="24"/>
+              </w:rPr>
+              <w:t xml:space="preserve">, </w:t>
+            </w:r>
+            <w:proofErr w:type="spellStart"/>
+            <w:r>
+              <w:rPr>
+                <w:sz w:val="24"/>
+                <w:szCs w:val="24"/>
+              </w:rPr>
+              <w:t>sản</w:t>
+            </w:r>
+            <w:proofErr w:type="spellEnd"/>
+            <w:r>
+              <w:rPr>
+                <w:sz w:val="24"/>
+                <w:szCs w:val="24"/>
+              </w:rPr>
+              <w:t xml:space="preserve"> </w:t>
+            </w:r>
+            <w:proofErr w:type="spellStart"/>
+            <w:r>
+              <w:rPr>
+                <w:sz w:val="24"/>
+                <w:szCs w:val="24"/>
+              </w:rPr>
+              <w:t>phẩm</w:t>
+            </w:r>
+            <w:proofErr w:type="spellEnd"/>
+            <w:r>
+              <w:rPr>
+                <w:sz w:val="24"/>
+                <w:szCs w:val="24"/>
+              </w:rPr>
+              <w:t xml:space="preserve"> </w:t>
+            </w:r>
+            <w:proofErr w:type="spellStart"/>
+            <w:r>
+              <w:rPr>
+                <w:sz w:val="24"/>
+                <w:szCs w:val="24"/>
+              </w:rPr>
+              <w:t>từ</w:t>
+            </w:r>
+            <w:proofErr w:type="spellEnd"/>
+            <w:r>
+              <w:rPr>
+                <w:sz w:val="24"/>
+                <w:szCs w:val="24"/>
+              </w:rPr>
+              <w:t xml:space="preserve"> </w:t>
+            </w:r>
+            <w:proofErr w:type="spellStart"/>
+            <w:r>
+              <w:rPr>
+                <w:sz w:val="24"/>
+                <w:szCs w:val="24"/>
+              </w:rPr>
+              <w:t>ngũ</w:t>
+            </w:r>
+            <w:proofErr w:type="spellEnd"/>
+            <w:r>
+              <w:rPr>
+                <w:sz w:val="24"/>
+                <w:szCs w:val="24"/>
+              </w:rPr>
+              <w:t xml:space="preserve"> </w:t>
+            </w:r>
+            <w:proofErr w:type="spellStart"/>
+            <w:r>
+              <w:rPr>
+                <w:sz w:val="24"/>
+                <w:szCs w:val="24"/>
+              </w:rPr>
+              <w:t>cốc</w:t>
+            </w:r>
+            <w:proofErr w:type="spellEnd"/>
+            <w:r>
+              <w:rPr>
+                <w:sz w:val="24"/>
+                <w:szCs w:val="24"/>
+              </w:rPr>
+              <w:t xml:space="preserve"> </w:t>
+            </w:r>
+            <w:proofErr w:type="spellStart"/>
+            <w:r>
+              <w:rPr>
+                <w:sz w:val="24"/>
+                <w:szCs w:val="24"/>
+              </w:rPr>
+              <w:t>khác</w:t>
+            </w:r>
+            <w:proofErr w:type="spellEnd"/>
+            <w:r>
+              <w:rPr>
+                <w:sz w:val="24"/>
+                <w:szCs w:val="24"/>
+              </w:rPr>
+              <w:t xml:space="preserve"> </w:t>
+            </w:r>
+            <w:proofErr w:type="spellStart"/>
+            <w:r>
+              <w:rPr>
+                <w:sz w:val="24"/>
+                <w:szCs w:val="24"/>
+              </w:rPr>
+              <w:t>và</w:t>
+            </w:r>
+            <w:proofErr w:type="spellEnd"/>
+            <w:r>
+              <w:rPr>
+                <w:sz w:val="24"/>
+                <w:szCs w:val="24"/>
+              </w:rPr>
+              <w:t xml:space="preserve"> </w:t>
+            </w:r>
+            <w:proofErr w:type="spellStart"/>
+            <w:r>
+              <w:rPr>
+                <w:sz w:val="24"/>
+                <w:szCs w:val="24"/>
+              </w:rPr>
+              <w:t>bột</w:t>
+            </w:r>
+            <w:proofErr w:type="spellEnd"/>
+            <w:r>
+              <w:rPr>
+                <w:sz w:val="24"/>
+                <w:szCs w:val="24"/>
+              </w:rPr>
+              <w:t xml:space="preserve"> </w:t>
+            </w:r>
+            <w:proofErr w:type="spellStart"/>
+            <w:r>
+              <w:rPr>
+                <w:sz w:val="24"/>
+                <w:szCs w:val="24"/>
+              </w:rPr>
+              <w:t>mỳ</w:t>
+            </w:r>
+            <w:proofErr w:type="spellEnd"/>
+            <w:r>
+              <w:rPr>
+                <w:sz w:val="24"/>
+                <w:szCs w:val="24"/>
+              </w:rPr>
+              <w:t xml:space="preserve">; </w:t>
+            </w:r>
+            <w:proofErr w:type="spellStart"/>
+            <w:r>
+              <w:rPr>
+                <w:sz w:val="24"/>
+                <w:szCs w:val="24"/>
+              </w:rPr>
+              <w:t>thu</w:t>
+            </w:r>
+            <w:proofErr w:type="spellEnd"/>
+            <w:r>
+              <w:rPr>
+                <w:sz w:val="24"/>
+                <w:szCs w:val="24"/>
+              </w:rPr>
+              <w:t xml:space="preserve"> </w:t>
+            </w:r>
+            <w:proofErr w:type="spellStart"/>
+            <w:r>
+              <w:rPr>
+                <w:sz w:val="24"/>
+                <w:szCs w:val="24"/>
+              </w:rPr>
+              <w:t>mua</w:t>
+            </w:r>
+            <w:proofErr w:type="spellEnd"/>
+            <w:r>
+              <w:rPr>
+                <w:sz w:val="24"/>
+                <w:szCs w:val="24"/>
+              </w:rPr>
+              <w:t xml:space="preserve">, </w:t>
+            </w:r>
+            <w:proofErr w:type="spellStart"/>
+            <w:r>
+              <w:rPr>
+                <w:sz w:val="24"/>
+                <w:szCs w:val="24"/>
+              </w:rPr>
+              <w:t>phân</w:t>
+            </w:r>
+            <w:proofErr w:type="spellEnd"/>
+            <w:r>
+              <w:rPr>
+                <w:sz w:val="24"/>
+                <w:szCs w:val="24"/>
+              </w:rPr>
+              <w:t xml:space="preserve"> </w:t>
+            </w:r>
+            <w:proofErr w:type="spellStart"/>
+            <w:r>
+              <w:rPr>
+                <w:sz w:val="24"/>
+                <w:szCs w:val="24"/>
+              </w:rPr>
+              <w:t>loại</w:t>
+            </w:r>
+            <w:proofErr w:type="spellEnd"/>
+            <w:r>
+              <w:rPr>
+                <w:sz w:val="24"/>
+                <w:szCs w:val="24"/>
+              </w:rPr>
+              <w:t xml:space="preserve">, </w:t>
+            </w:r>
+            <w:proofErr w:type="spellStart"/>
+            <w:r>
+              <w:rPr>
+                <w:sz w:val="24"/>
+                <w:szCs w:val="24"/>
+              </w:rPr>
+              <w:t>đánh</w:t>
+            </w:r>
+            <w:proofErr w:type="spellEnd"/>
+            <w:r>
+              <w:rPr>
+                <w:sz w:val="24"/>
+                <w:szCs w:val="24"/>
+              </w:rPr>
+              <w:t xml:space="preserve"> </w:t>
+            </w:r>
+            <w:proofErr w:type="spellStart"/>
+            <w:r>
+              <w:rPr>
+                <w:sz w:val="24"/>
+                <w:szCs w:val="24"/>
+              </w:rPr>
+              <w:t>bóng</w:t>
+            </w:r>
+            <w:proofErr w:type="spellEnd"/>
+            <w:r>
+              <w:rPr>
+                <w:sz w:val="24"/>
+                <w:szCs w:val="24"/>
+              </w:rPr>
+              <w:t xml:space="preserve">, </w:t>
+            </w:r>
+            <w:proofErr w:type="spellStart"/>
+            <w:r>
+              <w:rPr>
+                <w:sz w:val="24"/>
+                <w:szCs w:val="24"/>
+              </w:rPr>
+              <w:t>đóng</w:t>
+            </w:r>
+            <w:proofErr w:type="spellEnd"/>
+            <w:r>
+              <w:rPr>
+                <w:sz w:val="24"/>
+                <w:szCs w:val="24"/>
+              </w:rPr>
+              <w:t xml:space="preserve"> bao </w:t>
+            </w:r>
+            <w:proofErr w:type="spellStart"/>
+            <w:r>
+              <w:rPr>
+                <w:sz w:val="24"/>
+                <w:szCs w:val="24"/>
+              </w:rPr>
+              <w:t>gạo</w:t>
+            </w:r>
+            <w:proofErr w:type="spellEnd"/>
+          </w:p>
         </w:tc>
         <w:tc>
           <w:tcPr>
@@ -12045,7 +13126,6 @@
       <w:tr>
         <w:trPr>
           <w:cantSplit/>
-          <w:jc w:val="center"/>
         </w:trPr>
         <w:tc>
           <w:tcPr>
@@ -12071,6 +13151,7 @@
                 <w:sz w:val="24"/>
                 <w:szCs w:val="24"/>
               </w:rPr>
+              <w:lastRenderedPageBreak/>
               <w:t>29</w:t>
             </w:r>
           </w:p>
@@ -12346,6 +13427,415 @@
             </w:r>
             <w:proofErr w:type="spellEnd"/>
           </w:p>
+          <w:p>
+            <w:pPr>
+              <w:jc w:val="left"/>
+              <w:rPr>
+                <w:sz w:val="24"/>
+                <w:szCs w:val="24"/>
+              </w:rPr>
+            </w:pPr>
+            <w:r>
+              <w:rPr>
+                <w:sz w:val="24"/>
+                <w:szCs w:val="24"/>
+              </w:rPr>
+              <w:t xml:space="preserve">Chi </w:t>
+            </w:r>
+            <w:proofErr w:type="spellStart"/>
+            <w:r>
+              <w:rPr>
+                <w:sz w:val="24"/>
+                <w:szCs w:val="24"/>
+              </w:rPr>
+              <w:t>tiết</w:t>
+            </w:r>
+            <w:proofErr w:type="spellEnd"/>
+            <w:r>
+              <w:rPr>
+                <w:sz w:val="24"/>
+                <w:szCs w:val="24"/>
+              </w:rPr>
+              <w:t xml:space="preserve">: Bán </w:t>
+            </w:r>
+            <w:proofErr w:type="spellStart"/>
+            <w:r>
+              <w:rPr>
+                <w:sz w:val="24"/>
+                <w:szCs w:val="24"/>
+              </w:rPr>
+              <w:t>buôn</w:t>
+            </w:r>
+            <w:proofErr w:type="spellEnd"/>
+            <w:r>
+              <w:rPr>
+                <w:sz w:val="24"/>
+                <w:szCs w:val="24"/>
+              </w:rPr>
+              <w:t xml:space="preserve"> </w:t>
+            </w:r>
+            <w:proofErr w:type="spellStart"/>
+            <w:r>
+              <w:rPr>
+                <w:sz w:val="24"/>
+                <w:szCs w:val="24"/>
+              </w:rPr>
+              <w:t>thóc</w:t>
+            </w:r>
+            <w:proofErr w:type="spellEnd"/>
+            <w:r>
+              <w:rPr>
+                <w:sz w:val="24"/>
+                <w:szCs w:val="24"/>
+              </w:rPr>
+              <w:t xml:space="preserve">, </w:t>
+            </w:r>
+            <w:proofErr w:type="spellStart"/>
+            <w:r>
+              <w:rPr>
+                <w:sz w:val="24"/>
+                <w:szCs w:val="24"/>
+              </w:rPr>
+              <w:t>ngô</w:t>
+            </w:r>
+            <w:proofErr w:type="spellEnd"/>
+            <w:r>
+              <w:rPr>
+                <w:sz w:val="24"/>
+                <w:szCs w:val="24"/>
+              </w:rPr>
+              <w:t xml:space="preserve"> </w:t>
+            </w:r>
+            <w:proofErr w:type="spellStart"/>
+            <w:r>
+              <w:rPr>
+                <w:sz w:val="24"/>
+                <w:szCs w:val="24"/>
+              </w:rPr>
+              <w:t>và</w:t>
+            </w:r>
+            <w:proofErr w:type="spellEnd"/>
+            <w:r>
+              <w:rPr>
+                <w:sz w:val="24"/>
+                <w:szCs w:val="24"/>
+              </w:rPr>
+              <w:t xml:space="preserve"> </w:t>
+            </w:r>
+            <w:proofErr w:type="spellStart"/>
+            <w:r>
+              <w:rPr>
+                <w:sz w:val="24"/>
+                <w:szCs w:val="24"/>
+              </w:rPr>
+              <w:t>các</w:t>
+            </w:r>
+            <w:proofErr w:type="spellEnd"/>
+            <w:r>
+              <w:rPr>
+                <w:sz w:val="24"/>
+                <w:szCs w:val="24"/>
+              </w:rPr>
+              <w:t xml:space="preserve"> </w:t>
+            </w:r>
+            <w:proofErr w:type="spellStart"/>
+            <w:r>
+              <w:rPr>
+                <w:sz w:val="24"/>
+                <w:szCs w:val="24"/>
+              </w:rPr>
+              <w:t>loại</w:t>
+            </w:r>
+            <w:proofErr w:type="spellEnd"/>
+            <w:r>
+              <w:rPr>
+                <w:sz w:val="24"/>
+                <w:szCs w:val="24"/>
+              </w:rPr>
+              <w:t xml:space="preserve"> </w:t>
+            </w:r>
+            <w:proofErr w:type="spellStart"/>
+            <w:r>
+              <w:rPr>
+                <w:sz w:val="24"/>
+                <w:szCs w:val="24"/>
+              </w:rPr>
+              <w:t>hạt</w:t>
+            </w:r>
+            <w:proofErr w:type="spellEnd"/>
+            <w:r>
+              <w:rPr>
+                <w:sz w:val="24"/>
+                <w:szCs w:val="24"/>
+              </w:rPr>
+              <w:t xml:space="preserve"> </w:t>
+            </w:r>
+            <w:proofErr w:type="spellStart"/>
+            <w:r>
+              <w:rPr>
+                <w:sz w:val="24"/>
+                <w:szCs w:val="24"/>
+              </w:rPr>
+              <w:t>ngũ</w:t>
+            </w:r>
+            <w:proofErr w:type="spellEnd"/>
+            <w:r>
+              <w:rPr>
+                <w:sz w:val="24"/>
+                <w:szCs w:val="24"/>
+              </w:rPr>
+              <w:t xml:space="preserve"> </w:t>
+            </w:r>
+            <w:proofErr w:type="spellStart"/>
+            <w:r>
+              <w:rPr>
+                <w:sz w:val="24"/>
+                <w:szCs w:val="24"/>
+              </w:rPr>
+              <w:t>cốc</w:t>
+            </w:r>
+            <w:proofErr w:type="spellEnd"/>
+            <w:r>
+              <w:rPr>
+                <w:sz w:val="24"/>
+                <w:szCs w:val="24"/>
+              </w:rPr>
+              <w:t xml:space="preserve"> </w:t>
+            </w:r>
+            <w:proofErr w:type="spellStart"/>
+            <w:r>
+              <w:rPr>
+                <w:sz w:val="24"/>
+                <w:szCs w:val="24"/>
+              </w:rPr>
+              <w:t>khác</w:t>
+            </w:r>
+            <w:proofErr w:type="spellEnd"/>
+            <w:r>
+              <w:rPr>
+                <w:sz w:val="24"/>
+                <w:szCs w:val="24"/>
+              </w:rPr>
+              <w:t xml:space="preserve">; </w:t>
+            </w:r>
+            <w:proofErr w:type="spellStart"/>
+            <w:r>
+              <w:rPr>
+                <w:sz w:val="24"/>
+                <w:szCs w:val="24"/>
+              </w:rPr>
+              <w:t>hạt</w:t>
+            </w:r>
+            <w:proofErr w:type="spellEnd"/>
+            <w:r>
+              <w:rPr>
+                <w:sz w:val="24"/>
+                <w:szCs w:val="24"/>
+              </w:rPr>
+              <w:t xml:space="preserve"> </w:t>
+            </w:r>
+            <w:proofErr w:type="spellStart"/>
+            <w:r>
+              <w:rPr>
+                <w:sz w:val="24"/>
+                <w:szCs w:val="24"/>
+              </w:rPr>
+              <w:t>điều</w:t>
+            </w:r>
+            <w:proofErr w:type="spellEnd"/>
+            <w:r>
+              <w:rPr>
+                <w:sz w:val="24"/>
+                <w:szCs w:val="24"/>
+              </w:rPr>
+              <w:t xml:space="preserve"> </w:t>
+            </w:r>
+            <w:proofErr w:type="spellStart"/>
+            <w:r>
+              <w:rPr>
+                <w:sz w:val="24"/>
+                <w:szCs w:val="24"/>
+              </w:rPr>
+              <w:t>thô</w:t>
+            </w:r>
+            <w:proofErr w:type="spellEnd"/>
+            <w:r>
+              <w:rPr>
+                <w:sz w:val="24"/>
+                <w:szCs w:val="24"/>
+              </w:rPr>
+              <w:t xml:space="preserve">, </w:t>
+            </w:r>
+            <w:proofErr w:type="spellStart"/>
+            <w:r>
+              <w:rPr>
+                <w:sz w:val="24"/>
+                <w:szCs w:val="24"/>
+              </w:rPr>
+              <w:t>hạt</w:t>
+            </w:r>
+            <w:proofErr w:type="spellEnd"/>
+            <w:r>
+              <w:rPr>
+                <w:sz w:val="24"/>
+                <w:szCs w:val="24"/>
+              </w:rPr>
+              <w:t xml:space="preserve"> </w:t>
+            </w:r>
+            <w:proofErr w:type="spellStart"/>
+            <w:r>
+              <w:rPr>
+                <w:sz w:val="24"/>
+                <w:szCs w:val="24"/>
+              </w:rPr>
+              <w:t>tiêu</w:t>
+            </w:r>
+            <w:proofErr w:type="spellEnd"/>
+            <w:r>
+              <w:rPr>
+                <w:sz w:val="24"/>
+                <w:szCs w:val="24"/>
+              </w:rPr>
+              <w:t xml:space="preserve"> </w:t>
+            </w:r>
+            <w:proofErr w:type="spellStart"/>
+            <w:r>
+              <w:rPr>
+                <w:sz w:val="24"/>
+                <w:szCs w:val="24"/>
+              </w:rPr>
+              <w:t>thô</w:t>
+            </w:r>
+            <w:proofErr w:type="spellEnd"/>
+            <w:r>
+              <w:rPr>
+                <w:sz w:val="24"/>
+                <w:szCs w:val="24"/>
+              </w:rPr>
+              <w:t xml:space="preserve"> </w:t>
+            </w:r>
+            <w:proofErr w:type="spellStart"/>
+            <w:r>
+              <w:rPr>
+                <w:sz w:val="24"/>
+                <w:szCs w:val="24"/>
+              </w:rPr>
+              <w:t>và</w:t>
+            </w:r>
+            <w:proofErr w:type="spellEnd"/>
+            <w:r>
+              <w:rPr>
+                <w:sz w:val="24"/>
+                <w:szCs w:val="24"/>
+              </w:rPr>
+              <w:t xml:space="preserve"> </w:t>
+            </w:r>
+            <w:proofErr w:type="spellStart"/>
+            <w:r>
+              <w:rPr>
+                <w:sz w:val="24"/>
+                <w:szCs w:val="24"/>
+              </w:rPr>
+              <w:t>các</w:t>
+            </w:r>
+            <w:proofErr w:type="spellEnd"/>
+            <w:r>
+              <w:rPr>
+                <w:sz w:val="24"/>
+                <w:szCs w:val="24"/>
+              </w:rPr>
+              <w:t xml:space="preserve"> </w:t>
+            </w:r>
+            <w:proofErr w:type="spellStart"/>
+            <w:r>
+              <w:rPr>
+                <w:sz w:val="24"/>
+                <w:szCs w:val="24"/>
+              </w:rPr>
+              <w:t>loại</w:t>
+            </w:r>
+            <w:proofErr w:type="spellEnd"/>
+            <w:r>
+              <w:rPr>
+                <w:sz w:val="24"/>
+                <w:szCs w:val="24"/>
+              </w:rPr>
+              <w:t xml:space="preserve"> </w:t>
+            </w:r>
+            <w:proofErr w:type="spellStart"/>
+            <w:r>
+              <w:rPr>
+                <w:sz w:val="24"/>
+                <w:szCs w:val="24"/>
+              </w:rPr>
+              <w:t>nông</w:t>
+            </w:r>
+            <w:proofErr w:type="spellEnd"/>
+            <w:r>
+              <w:rPr>
+                <w:sz w:val="24"/>
+                <w:szCs w:val="24"/>
+              </w:rPr>
+              <w:t xml:space="preserve"> </w:t>
+            </w:r>
+            <w:proofErr w:type="spellStart"/>
+            <w:r>
+              <w:rPr>
+                <w:sz w:val="24"/>
+                <w:szCs w:val="24"/>
+              </w:rPr>
+              <w:t>sản</w:t>
+            </w:r>
+            <w:proofErr w:type="spellEnd"/>
+            <w:r>
+              <w:rPr>
+                <w:sz w:val="24"/>
+                <w:szCs w:val="24"/>
+              </w:rPr>
+              <w:t xml:space="preserve"> </w:t>
+            </w:r>
+            <w:proofErr w:type="spellStart"/>
+            <w:r>
+              <w:rPr>
+                <w:sz w:val="24"/>
+                <w:szCs w:val="24"/>
+              </w:rPr>
+              <w:t>nguyên</w:t>
+            </w:r>
+            <w:proofErr w:type="spellEnd"/>
+            <w:r>
+              <w:rPr>
+                <w:sz w:val="24"/>
+                <w:szCs w:val="24"/>
+              </w:rPr>
+              <w:t xml:space="preserve"> </w:t>
+            </w:r>
+            <w:proofErr w:type="spellStart"/>
+            <w:r>
+              <w:rPr>
+                <w:sz w:val="24"/>
+                <w:szCs w:val="24"/>
+              </w:rPr>
+              <w:t>liệu</w:t>
+            </w:r>
+            <w:proofErr w:type="spellEnd"/>
+            <w:r>
+              <w:rPr>
+                <w:sz w:val="24"/>
+                <w:szCs w:val="24"/>
+              </w:rPr>
+              <w:t xml:space="preserve"> </w:t>
+            </w:r>
+            <w:proofErr w:type="spellStart"/>
+            <w:r>
+              <w:rPr>
+                <w:sz w:val="24"/>
+                <w:szCs w:val="24"/>
+              </w:rPr>
+              <w:t>khác</w:t>
+            </w:r>
+            <w:proofErr w:type="spellEnd"/>
+          </w:p>
         </w:tc>
         <w:tc>
           <w:tcPr>
@@ -12372,7 +13862,6 @@
       <w:tr>
         <w:trPr>
           <w:cantSplit/>
-          <w:jc w:val="center"/>
         </w:trPr>
         <w:tc>
           <w:tcPr>
@@ -12628,7 +14117,6 @@
       <w:tr>
         <w:trPr>
           <w:cantSplit/>
-          <w:jc w:val="center"/>
         </w:trPr>
         <w:tc>
           <w:tcPr>
@@ -12843,7 +14331,6 @@
       <w:tr>
         <w:trPr>
           <w:cantSplit/>
-          <w:jc w:val="center"/>
         </w:trPr>
         <w:tc>
           <w:tcPr>
@@ -12869,7 +14356,6 @@
                 <w:sz w:val="24"/>
                 <w:szCs w:val="24"/>
               </w:rPr>
-              <w:lastRenderedPageBreak/>
               <w:t>32</w:t>
             </w:r>
           </w:p>
@@ -13132,7 +14618,6 @@
       <w:tr>
         <w:trPr>
           <w:cantSplit/>
-          <w:jc w:val="center"/>
         </w:trPr>
         <w:tc>
           <w:tcPr>
@@ -13420,7 +14905,6 @@
       <w:tr>
         <w:trPr>
           <w:cantSplit/>
-          <w:jc w:val="center"/>
         </w:trPr>
         <w:tc>
           <w:tcPr>
@@ -13676,7 +15160,6 @@
       <w:tr>
         <w:trPr>
           <w:cantSplit/>
-          <w:jc w:val="center"/>
         </w:trPr>
         <w:tc>
           <w:tcPr>
@@ -13923,7 +15406,6 @@
       <w:tr>
         <w:trPr>
           <w:cantSplit/>
-          <w:jc w:val="center"/>
         </w:trPr>
         <w:tc>
           <w:tcPr>
@@ -14074,7 +15556,6 @@
       <w:tr>
         <w:trPr>
           <w:cantSplit/>
-          <w:jc w:val="center"/>
         </w:trPr>
         <w:tc>
           <w:tcPr>
@@ -14225,7 +15706,6 @@
       <w:tr>
         <w:trPr>
           <w:cantSplit/>
-          <w:jc w:val="center"/>
         </w:trPr>
         <w:tc>
           <w:tcPr>
@@ -14577,7 +16057,6 @@
       <w:tr>
         <w:trPr>
           <w:cantSplit/>
-          <w:jc w:val="center"/>
         </w:trPr>
         <w:tc>
           <w:tcPr>
@@ -14897,7 +16376,6 @@
       <w:tr>
         <w:trPr>
           <w:cantSplit/>
-          <w:jc w:val="center"/>
         </w:trPr>
         <w:tc>
           <w:tcPr>
@@ -15080,7 +16558,6 @@
       <w:tr>
         <w:trPr>
           <w:cantSplit/>
-          <w:jc w:val="center"/>
         </w:trPr>
         <w:tc>
           <w:tcPr>
@@ -15327,7 +16804,6 @@
       <w:tr>
         <w:trPr>
           <w:cantSplit/>
-          <w:jc w:val="center"/>
         </w:trPr>
         <w:tc>
           <w:tcPr>
@@ -15510,7 +16986,6 @@
       <w:tr>
         <w:trPr>
           <w:cantSplit/>
-          <w:jc w:val="center"/>
         </w:trPr>
         <w:tc>
           <w:tcPr>
@@ -15536,6 +17011,7 @@
                 <w:sz w:val="24"/>
                 <w:szCs w:val="24"/>
               </w:rPr>
+              <w:lastRenderedPageBreak/>
               <w:t>43</w:t>
             </w:r>
           </w:p>
@@ -15635,6 +17111,326 @@
             </w:r>
             <w:proofErr w:type="spellEnd"/>
           </w:p>
+          <w:p>
+            <w:pPr>
+              <w:jc w:val="left"/>
+              <w:rPr>
+                <w:sz w:val="24"/>
+                <w:szCs w:val="24"/>
+              </w:rPr>
+            </w:pPr>
+            <w:r>
+              <w:rPr>
+                <w:sz w:val="24"/>
+                <w:szCs w:val="24"/>
+              </w:rPr>
+              <w:t xml:space="preserve">Chi </w:t>
+            </w:r>
+            <w:proofErr w:type="spellStart"/>
+            <w:r>
+              <w:rPr>
+                <w:sz w:val="24"/>
+                <w:szCs w:val="24"/>
+              </w:rPr>
+              <w:t>tiết</w:t>
+            </w:r>
+            <w:proofErr w:type="spellEnd"/>
+            <w:r>
+              <w:rPr>
+                <w:sz w:val="24"/>
+                <w:szCs w:val="24"/>
+              </w:rPr>
+              <w:t xml:space="preserve">: Bán </w:t>
+            </w:r>
+            <w:proofErr w:type="spellStart"/>
+            <w:r>
+              <w:rPr>
+                <w:sz w:val="24"/>
+                <w:szCs w:val="24"/>
+              </w:rPr>
+              <w:t>buôn</w:t>
+            </w:r>
+            <w:proofErr w:type="spellEnd"/>
+            <w:r>
+              <w:rPr>
+                <w:sz w:val="24"/>
+                <w:szCs w:val="24"/>
+              </w:rPr>
+              <w:t xml:space="preserve"> </w:t>
+            </w:r>
+            <w:proofErr w:type="spellStart"/>
+            <w:r>
+              <w:rPr>
+                <w:sz w:val="24"/>
+                <w:szCs w:val="24"/>
+              </w:rPr>
+              <w:t>tổng</w:t>
+            </w:r>
+            <w:proofErr w:type="spellEnd"/>
+            <w:r>
+              <w:rPr>
+                <w:sz w:val="24"/>
+                <w:szCs w:val="24"/>
+              </w:rPr>
+              <w:t xml:space="preserve"> </w:t>
+            </w:r>
+            <w:proofErr w:type="spellStart"/>
+            <w:r>
+              <w:rPr>
+                <w:sz w:val="24"/>
+                <w:szCs w:val="24"/>
+              </w:rPr>
+              <w:t>hợp</w:t>
+            </w:r>
+            <w:proofErr w:type="spellEnd"/>
+            <w:r>
+              <w:rPr>
+                <w:sz w:val="24"/>
+                <w:szCs w:val="24"/>
+              </w:rPr>
+              <w:t xml:space="preserve"> </w:t>
+            </w:r>
+            <w:proofErr w:type="spellStart"/>
+            <w:r>
+              <w:rPr>
+                <w:sz w:val="24"/>
+                <w:szCs w:val="24"/>
+              </w:rPr>
+              <w:t>nhiều</w:t>
+            </w:r>
+            <w:proofErr w:type="spellEnd"/>
+            <w:r>
+              <w:rPr>
+                <w:sz w:val="24"/>
+                <w:szCs w:val="24"/>
+              </w:rPr>
+              <w:t xml:space="preserve"> </w:t>
+            </w:r>
+            <w:proofErr w:type="spellStart"/>
+            <w:r>
+              <w:rPr>
+                <w:sz w:val="24"/>
+                <w:szCs w:val="24"/>
+              </w:rPr>
+              <w:t>loại</w:t>
+            </w:r>
+            <w:proofErr w:type="spellEnd"/>
+            <w:r>
+              <w:rPr>
+                <w:sz w:val="24"/>
+                <w:szCs w:val="24"/>
+              </w:rPr>
+              <w:t xml:space="preserve"> </w:t>
+            </w:r>
+            <w:proofErr w:type="spellStart"/>
+            <w:r>
+              <w:rPr>
+                <w:sz w:val="24"/>
+                <w:szCs w:val="24"/>
+              </w:rPr>
+              <w:t>hàng</w:t>
+            </w:r>
+            <w:proofErr w:type="spellEnd"/>
+            <w:r>
+              <w:rPr>
+                <w:sz w:val="24"/>
+                <w:szCs w:val="24"/>
+              </w:rPr>
+              <w:t xml:space="preserve"> </w:t>
+            </w:r>
+            <w:proofErr w:type="spellStart"/>
+            <w:r>
+              <w:rPr>
+                <w:sz w:val="24"/>
+                <w:szCs w:val="24"/>
+              </w:rPr>
+              <w:t>hóa</w:t>
+            </w:r>
+            <w:proofErr w:type="spellEnd"/>
+            <w:r>
+              <w:rPr>
+                <w:sz w:val="24"/>
+                <w:szCs w:val="24"/>
+              </w:rPr>
+              <w:t xml:space="preserve">, bao </w:t>
+            </w:r>
+            <w:proofErr w:type="spellStart"/>
+            <w:r>
+              <w:rPr>
+                <w:sz w:val="24"/>
+                <w:szCs w:val="24"/>
+              </w:rPr>
+              <w:t>gồm</w:t>
+            </w:r>
+            <w:proofErr w:type="spellEnd"/>
+            <w:r>
+              <w:rPr>
+                <w:sz w:val="24"/>
+                <w:szCs w:val="24"/>
+              </w:rPr>
+              <w:t xml:space="preserve"> </w:t>
+            </w:r>
+            <w:proofErr w:type="spellStart"/>
+            <w:r>
+              <w:rPr>
+                <w:sz w:val="24"/>
+                <w:szCs w:val="24"/>
+              </w:rPr>
+              <w:t>nông</w:t>
+            </w:r>
+            <w:proofErr w:type="spellEnd"/>
+            <w:r>
+              <w:rPr>
+                <w:sz w:val="24"/>
+                <w:szCs w:val="24"/>
+              </w:rPr>
+              <w:t xml:space="preserve"> </w:t>
+            </w:r>
+            <w:proofErr w:type="spellStart"/>
+            <w:r>
+              <w:rPr>
+                <w:sz w:val="24"/>
+                <w:szCs w:val="24"/>
+              </w:rPr>
+              <w:t>sản</w:t>
+            </w:r>
+            <w:proofErr w:type="spellEnd"/>
+            <w:r>
+              <w:rPr>
+                <w:sz w:val="24"/>
+                <w:szCs w:val="24"/>
+              </w:rPr>
+              <w:t xml:space="preserve">, </w:t>
+            </w:r>
+            <w:proofErr w:type="spellStart"/>
+            <w:r>
+              <w:rPr>
+                <w:sz w:val="24"/>
+                <w:szCs w:val="24"/>
+              </w:rPr>
+              <w:t>thực</w:t>
+            </w:r>
+            <w:proofErr w:type="spellEnd"/>
+            <w:r>
+              <w:rPr>
+                <w:sz w:val="24"/>
+                <w:szCs w:val="24"/>
+              </w:rPr>
+              <w:t xml:space="preserve"> </w:t>
+            </w:r>
+            <w:proofErr w:type="spellStart"/>
+            <w:r>
+              <w:rPr>
+                <w:sz w:val="24"/>
+                <w:szCs w:val="24"/>
+              </w:rPr>
+              <w:t>phẩm</w:t>
+            </w:r>
+            <w:proofErr w:type="spellEnd"/>
+            <w:r>
+              <w:rPr>
+                <w:sz w:val="24"/>
+                <w:szCs w:val="24"/>
+              </w:rPr>
+              <w:t xml:space="preserve">, </w:t>
+            </w:r>
+            <w:proofErr w:type="spellStart"/>
+            <w:r>
+              <w:rPr>
+                <w:sz w:val="24"/>
+                <w:szCs w:val="24"/>
+              </w:rPr>
+              <w:t>hàng</w:t>
+            </w:r>
+            <w:proofErr w:type="spellEnd"/>
+            <w:r>
+              <w:rPr>
+                <w:sz w:val="24"/>
+                <w:szCs w:val="24"/>
+              </w:rPr>
+              <w:t xml:space="preserve"> may </w:t>
+            </w:r>
+            <w:proofErr w:type="spellStart"/>
+            <w:r>
+              <w:rPr>
+                <w:sz w:val="24"/>
+                <w:szCs w:val="24"/>
+              </w:rPr>
+              <w:t>mặc</w:t>
+            </w:r>
+            <w:proofErr w:type="spellEnd"/>
+            <w:r>
+              <w:rPr>
+                <w:sz w:val="24"/>
+                <w:szCs w:val="24"/>
+              </w:rPr>
+              <w:t xml:space="preserve"> </w:t>
+            </w:r>
+            <w:proofErr w:type="spellStart"/>
+            <w:r>
+              <w:rPr>
+                <w:sz w:val="24"/>
+                <w:szCs w:val="24"/>
+              </w:rPr>
+              <w:t>và</w:t>
+            </w:r>
+            <w:proofErr w:type="spellEnd"/>
+            <w:r>
+              <w:rPr>
+                <w:sz w:val="24"/>
+                <w:szCs w:val="24"/>
+              </w:rPr>
+              <w:t xml:space="preserve"> </w:t>
+            </w:r>
+            <w:proofErr w:type="spellStart"/>
+            <w:r>
+              <w:rPr>
+                <w:sz w:val="24"/>
+                <w:szCs w:val="24"/>
+              </w:rPr>
+              <w:t>phụ</w:t>
+            </w:r>
+            <w:proofErr w:type="spellEnd"/>
+            <w:r>
+              <w:rPr>
+                <w:sz w:val="24"/>
+                <w:szCs w:val="24"/>
+              </w:rPr>
+              <w:t xml:space="preserve"> </w:t>
+            </w:r>
+            <w:proofErr w:type="spellStart"/>
+            <w:r>
+              <w:rPr>
+                <w:sz w:val="24"/>
+                <w:szCs w:val="24"/>
+              </w:rPr>
+              <w:t>liệu</w:t>
+            </w:r>
+            <w:proofErr w:type="spellEnd"/>
+            <w:r>
+              <w:rPr>
+                <w:sz w:val="24"/>
+                <w:szCs w:val="24"/>
+              </w:rPr>
+              <w:t xml:space="preserve"> </w:t>
+            </w:r>
+            <w:proofErr w:type="spellStart"/>
+            <w:r>
+              <w:rPr>
+                <w:sz w:val="24"/>
+                <w:szCs w:val="24"/>
+              </w:rPr>
+              <w:t>ngành</w:t>
+            </w:r>
+            <w:proofErr w:type="spellEnd"/>
+            <w:r>
+              <w:rPr>
+                <w:sz w:val="24"/>
+                <w:szCs w:val="24"/>
+              </w:rPr>
+              <w:t xml:space="preserve"> may.</w:t>
+            </w:r>
+          </w:p>
         </w:tc>
         <w:tc>
           <w:tcPr>
@@ -15661,7 +17457,6 @@
       <w:tr>
         <w:trPr>
           <w:cantSplit/>
-          <w:jc w:val="center"/>
         </w:trPr>
         <w:tc>
           <w:tcPr>
@@ -15812,7 +17607,6 @@
       <w:tr>
         <w:trPr>
           <w:cantSplit/>
-          <w:jc w:val="center"/>
         </w:trPr>
         <w:tc>
           <w:tcPr>
@@ -16395,7 +18189,6 @@
       <w:tr>
         <w:trPr>
           <w:cantSplit/>
-          <w:jc w:val="center"/>
         </w:trPr>
         <w:tc>
           <w:tcPr>
@@ -16690,7 +18483,6 @@
       <w:tr>
         <w:trPr>
           <w:cantSplit/>
-          <w:jc w:val="center"/>
         </w:trPr>
         <w:tc>
           <w:tcPr>
@@ -16937,7 +18729,6 @@
       <w:tr>
         <w:trPr>
           <w:cantSplit/>
-          <w:jc w:val="center"/>
         </w:trPr>
         <w:tc>
           <w:tcPr>
@@ -16963,7 +18754,6 @@
                 <w:sz w:val="24"/>
                 <w:szCs w:val="24"/>
               </w:rPr>
-              <w:lastRenderedPageBreak/>
               <w:t>48</w:t>
             </w:r>
           </w:p>
@@ -17185,7 +18975,6 @@
       <w:tr>
         <w:trPr>
           <w:cantSplit/>
-          <w:jc w:val="center"/>
         </w:trPr>
         <w:tc>
           <w:tcPr>
@@ -17384,7 +19173,6 @@
       <w:tr>
         <w:trPr>
           <w:cantSplit/>
-          <w:jc w:val="center"/>
         </w:trPr>
         <w:tc>
           <w:tcPr>
@@ -17679,7 +19467,6 @@
       <w:tr>
         <w:trPr>
           <w:cantSplit/>
-          <w:jc w:val="center"/>
         </w:trPr>
         <w:tc>
           <w:tcPr>
@@ -17903,7 +19690,6 @@
       <w:tr>
         <w:trPr>
           <w:cantSplit/>
-          <w:jc w:val="center"/>
         </w:trPr>
         <w:tc>
           <w:tcPr>
@@ -18118,7 +19904,6 @@
       <w:tr>
         <w:trPr>
           <w:cantSplit/>
-          <w:jc w:val="center"/>
         </w:trPr>
         <w:tc>
           <w:tcPr>
@@ -18356,7 +20141,6 @@
       <w:tr>
         <w:trPr>
           <w:cantSplit/>
-          <w:jc w:val="center"/>
         </w:trPr>
         <w:tc>
           <w:tcPr>
@@ -18635,7 +20419,6 @@
       <w:tr>
         <w:trPr>
           <w:cantSplit/>
-          <w:jc w:val="center"/>
         </w:trPr>
         <w:tc>
           <w:tcPr>
@@ -18795,7 +20578,6 @@
       <w:tr>
         <w:trPr>
           <w:cantSplit/>
-          <w:jc w:val="center"/>
         </w:trPr>
         <w:tc>
           <w:tcPr>
@@ -18939,7 +20721,6 @@
       <w:tr>
         <w:trPr>
           <w:cantSplit/>
-          <w:jc w:val="center"/>
         </w:trPr>
         <w:tc>
           <w:tcPr>
@@ -19131,7 +20912,6 @@
       <w:tr>
         <w:trPr>
           <w:cantSplit/>
-          <w:jc w:val="center"/>
         </w:trPr>
         <w:tc>
           <w:tcPr>
@@ -19323,7 +21103,6 @@
       <w:tr>
         <w:trPr>
           <w:cantSplit/>
-          <w:jc w:val="center"/>
         </w:trPr>
         <w:tc>
           <w:tcPr>
@@ -19515,7 +21294,6 @@
       <w:tr>
         <w:trPr>
           <w:cantSplit/>
-          <w:jc w:val="center"/>
         </w:trPr>
         <w:tc>
           <w:tcPr>
@@ -19541,6 +21319,7 @@
                 <w:sz w:val="24"/>
                 <w:szCs w:val="24"/>
               </w:rPr>
+              <w:lastRenderedPageBreak/>
               <w:t>60</w:t>
             </w:r>
           </w:p>
@@ -19723,7 +21502,6 @@
       <w:tr>
         <w:trPr>
           <w:cantSplit/>
-          <w:jc w:val="center"/>
         </w:trPr>
         <w:tc>
           <w:tcPr>
@@ -19931,7 +21709,6 @@
       <w:tr>
         <w:trPr>
           <w:cantSplit/>
-          <w:jc w:val="center"/>
         </w:trPr>
         <w:tc>
           <w:tcPr>
@@ -20219,7 +21996,6 @@
       <w:tr>
         <w:trPr>
           <w:cantSplit/>
-          <w:jc w:val="center"/>
         </w:trPr>
         <w:tc>
           <w:tcPr>
@@ -20491,7 +22267,6 @@
       <w:tr>
         <w:trPr>
           <w:cantSplit/>
-          <w:jc w:val="center"/>
         </w:trPr>
         <w:tc>
           <w:tcPr>
@@ -20747,7 +22522,6 @@
       <w:tr>
         <w:trPr>
           <w:cantSplit/>
-          <w:jc w:val="center"/>
         </w:trPr>
         <w:tc>
           <w:tcPr>
@@ -20939,7 +22713,6 @@
       <w:tr>
         <w:trPr>
           <w:cantSplit/>
-          <w:jc w:val="center"/>
         </w:trPr>
         <w:tc>
           <w:tcPr>
@@ -21131,13 +22904,8 @@
     </w:tbl>
     <w:p>
       <w:pPr>
-        <w:spacing w:line="240" w:lineRule="auto"/>
-        <w:ind w:firstLine="360"/>
-        <w:rPr>
-          <w:b/>
-          <w:bCs/>
-          <w:sz w:val="26"/>
-          <w:szCs w:val="26"/>
+        <w:rPr>
+          <w:lang w:eastAsia="x-none"/>
         </w:rPr>
       </w:pPr>
     </w:p>
@@ -21155,7 +22923,6 @@
         <w:rPr>
           <w:rFonts w:ascii="Times New Roman" w:hAnsi="Times New Roman"/>
         </w:rPr>
-        <w:lastRenderedPageBreak/>
         <w:t>Điều</w:t>
       </w:r>
       <w:proofErr w:type="spellEnd"/>
@@ -23417,6 +25184,7 @@
           <w:szCs w:val="26"/>
           <w:lang w:val="vi-VN"/>
         </w:rPr>
+        <w:lastRenderedPageBreak/>
         <w:t>Quốc tịch:</w:t>
       </w:r>
       <w:r>
@@ -23786,7 +25554,6 @@
         <w:rPr>
           <w:rFonts w:ascii="Times New Roman" w:hAnsi="Times New Roman"/>
         </w:rPr>
-        <w:lastRenderedPageBreak/>
         <w:t>Điều</w:t>
       </w:r>
       <w:proofErr w:type="spellEnd"/>
@@ -24861,6 +26628,7 @@
           <w:szCs w:val="26"/>
           <w:lang w:val="vi-VN"/>
         </w:rPr>
+        <w:lastRenderedPageBreak/>
         <w:t>2. Quyết định tăng vốn điều lệ của công ty; chuyển nhượng một phần hoặc toàn bộ vốn điều lệ của công ty cho tổ chức, cá nhân khác; quyết định phát hành trái phiếu;</w:t>
       </w:r>
     </w:p>
@@ -25157,7 +26925,6 @@
           <w:szCs w:val="26"/>
           <w:lang w:val="vi-VN"/>
         </w:rPr>
-        <w:lastRenderedPageBreak/>
         <w:t>4. Tuân thủ quy định của pháp luật về hợp đồng và quy định khác của pháp luật có liên quan trong việc mua, bán, vay, cho vay, thuê, cho thuê, hợp đồng, giao dịch khác giữa công ty và chủ sở hữu công ty.</w:t>
       </w:r>
     </w:p>
@@ -25720,6 +27487,7 @@
         <w:rPr>
           <w:rFonts w:ascii="Times New Roman" w:hAnsi="Times New Roman"/>
         </w:rPr>
+        <w:lastRenderedPageBreak/>
         <w:t>Điều</w:t>
       </w:r>
       <w:proofErr w:type="spellEnd"/>
@@ -26023,17 +27791,7 @@
           <w:szCs w:val="26"/>
           <w:lang w:val="vi-VN"/>
         </w:rPr>
-        <w:t xml:space="preserve">chịu trách nhiệm trước pháp luật và Chủ tịch </w:t>
-      </w:r>
-      <w:r>
-        <w:rPr>
-          <w:bCs/>
-          <w:sz w:val="26"/>
-          <w:szCs w:val="26"/>
-          <w:lang w:val="vi-VN"/>
-        </w:rPr>
-        <w:lastRenderedPageBreak/>
-        <w:t>công ty về việc thực hiện quyền và nghĩa vụ của mình. Chủ tịch công ty có thể kiêm Giám đốc</w:t>
+        <w:t>chịu trách nhiệm trước pháp luật và Chủ tịch công ty về việc thực hiện quyền và nghĩa vụ của mình. Chủ tịch công ty có thể kiêm Giám đốc</w:t>
       </w:r>
       <w:r>
         <w:rPr>
@@ -27074,7 +28832,6 @@
           <w:rFonts w:ascii="Times New Roman" w:hAnsi="Times New Roman"/>
           <w:color w:val="000000"/>
         </w:rPr>
-        <w:lastRenderedPageBreak/>
         <w:t>Điều</w:t>
       </w:r>
       <w:proofErr w:type="spellEnd"/>
@@ -28998,6 +30755,7 @@
           <w:szCs w:val="26"/>
           <w:lang w:val="vi-VN"/>
         </w:rPr>
+        <w:lastRenderedPageBreak/>
         <w:t>Các vấn đề khác liên quan đến phân phối lợi nhuận được thực hiện theo quy định của pháp luật.</w:t>
       </w:r>
     </w:p>
@@ -29145,7 +30903,6 @@
         <w:rPr>
           <w:rFonts w:ascii="Times New Roman" w:hAnsi="Times New Roman"/>
         </w:rPr>
-        <w:lastRenderedPageBreak/>
         <w:t>Chương</w:t>
       </w:r>
       <w:proofErr w:type="spellEnd"/>
@@ -29929,6 +31686,7 @@
           <w:szCs w:val="26"/>
           <w:lang w:val="vi-VN"/>
         </w:rPr>
+        <w:lastRenderedPageBreak/>
         <w:t>1. Thông qua nghị quyết, quyết định giải thể doanh nghiệp. Nghị quyết, quyết định giải thể doanh nghiệp phải bao gồm các nội dung chủ yếu sau đây:</w:t>
       </w:r>
     </w:p>
@@ -30070,7 +31828,6 @@
           <w:szCs w:val="26"/>
           <w:lang w:val="vi-VN"/>
         </w:rPr>
-        <w:lastRenderedPageBreak/>
         <w:t>3. Trong thời hạn 07 ngày làm việc kể từ ngày thông qua, quyết định giải thể phải được gửi đến Cơ quan đăng ký kinh doanh, cơ quan thuế, người lao động trong doanh nghiệp. Quyết định giải thể phải được đăng trên cổng thông tin quốc gia về đăng ký doanh nghiệp và được niêm yết công khai tại trụ sở chính, chi nhánh, văn phòng đại diện của doanh nghiệp. Trường hợp doanh nghiệp còn nghĩa vụ tài chính chưa thanh toán thì phải gửi kèm theo quyết định giải thể và phương án giải quyết nợ đến các chủ nợ, người có quyền, nghĩa vụ và lợi ích có liên quan. Phương án giải quyết nợ phải có tên, địa chỉ của chủ nợ; số nợ, thời hạn, địa điểm và phương thức thanh toán số nợ đó; cách thức và thời hạn giải quyết khiếu nại của chủ nợ;</w:t>
       </w:r>
     </w:p>
@@ -30406,6 +32163,7 @@
         <w:rPr>
           <w:rFonts w:ascii="Times New Roman" w:hAnsi="Times New Roman"/>
         </w:rPr>
+        <w:lastRenderedPageBreak/>
         <w:t>Điều</w:t>
       </w:r>
       <w:proofErr w:type="spellEnd"/>
@@ -30619,7 +32377,6 @@
           <w:szCs w:val="26"/>
           <w:lang w:val="vi-VN"/>
         </w:rPr>
-        <w:lastRenderedPageBreak/>
         <w:t>2. Khi muốn bổ sung, sửa đổi nội dung Điều lệ này, Chủ Sở hữu công ty sẽ xem xét, quyết định theo tình hình thực tế.</w:t>
       </w:r>
     </w:p>
@@ -31215,7 +32972,6 @@
           <w:szCs w:val="26"/>
           <w:lang w:val="vi-VN"/>
         </w:rPr>
-        <w:lastRenderedPageBreak/>
         <w:t xml:space="preserve">Thành phố Hồ Chí Minh, ngày </w:t>
       </w:r>
       <w:r>
@@ -31224,7 +32980,7 @@
           <w:szCs w:val="26"/>
           <w:lang w:val="vi-VN"/>
         </w:rPr>
-        <w:t>1</w:t>
+        <w:t>3</w:t>
       </w:r>
       <w:r>
         <w:rPr>
@@ -31238,6 +32994,7 @@
         <w:rPr>
           <w:sz w:val="26"/>
           <w:szCs w:val="26"/>
+          <w:lang w:val="vi-VN"/>
         </w:rPr>
         <w:t>8</w:t>
       </w:r>
